--- a/base/pacotes/placon-arminio-tavares/executivo-placon-arminio-tavares.docx
+++ b/base/pacotes/placon-arminio-tavares/executivo-placon-arminio-tavares.docx
@@ -46,7 +46,7 @@
           <w:i/>
           <w:sz w:val="20"/>
         </w:rPr>
-        <w:t>Gerado em 13/04/2026 às 17:11</w:t>
+        <w:t>Gerado em 13/04/2026 às 22:57</w:t>
       </w:r>
     </w:p>
     <w:p/>
@@ -3318,7 +3318,7 @@
           <w:i w:val="0"/>
           <w:sz w:val="18"/>
         </w:rPr>
-        <w:t>• Fundação e Estacas (freq 1/5, fontes: xpcon-marena)</w:t>
+        <w:t>• Concreto Usinado (freq 1/5, fontes: xpcon-marena)</w:t>
       </w:r>
     </w:p>
     <w:p>
@@ -3340,7 +3340,7 @@
           <w:color w:val="2C3E50"/>
           <w:sz w:val="22"/>
         </w:rPr>
-        <w:t>Esquadrias</w:t>
+        <w:t>Instalações</w:t>
       </w:r>
     </w:p>
     <w:p>
@@ -3351,7 +3351,29 @@
           <w:i w:val="0"/>
           <w:sz w:val="18"/>
         </w:rPr>
-        <w:t>• Esquadrias (freq 1/5, fontes: xpcon-marena)</w:t>
+        <w:t>• INSTALAÇÕES ELÉTRICAS, HIDRÁULICAS, GLP E PREVENTIVAS (freq 2/5, fontes: libra-concept-libra-conecpt, macom-adda)</w:t>
+      </w:r>
+    </w:p>
+    <w:p>
+      <w:r>
+        <w:rPr>
+          <w:rFonts w:ascii="Arial" w:hAnsi="Arial"/>
+          <w:b w:val="0"/>
+          <w:i w:val="0"/>
+          <w:sz w:val="18"/>
+        </w:rPr>
+        <w:t>• Automação (freq 1/5, fontes: xpcon-marena)</w:t>
+      </w:r>
+    </w:p>
+    <w:p>
+      <w:r>
+        <w:rPr>
+          <w:rFonts w:ascii="Arial" w:hAnsi="Arial"/>
+          <w:b w:val="0"/>
+          <w:i w:val="0"/>
+          <w:sz w:val="18"/>
+        </w:rPr>
+        <w:t>• Cabeamento e Eletrodutos (freq 1/5, fontes: xpcon-marena)</w:t>
       </w:r>
     </w:p>
     <w:p>
@@ -3362,7 +3384,7 @@
           <w:color w:val="2C3E50"/>
           <w:sz w:val="22"/>
         </w:rPr>
-        <w:t>Movimentação de Terra</w:t>
+        <w:t>Hidrossanitário</w:t>
       </w:r>
     </w:p>
     <w:p>
@@ -3373,7 +3395,7 @@
           <w:i w:val="0"/>
           <w:sz w:val="18"/>
         </w:rPr>
-        <w:t>• Mão de Obra (freq 1/5, fontes: xpcon-marena)</w:t>
+        <w:t>• Tubulação Esgoto (freq 1/5, fontes: xpcon-marena)</w:t>
       </w:r>
     </w:p>
     <w:p>
@@ -3384,7 +3406,62 @@
           <w:i w:val="0"/>
           <w:sz w:val="18"/>
         </w:rPr>
-        <w:t>• Equipamentos e Canteiro (freq 1/5, fontes: xpcon-marena)</w:t>
+        <w:t>• Tubulação Pressão (freq 1/5, fontes: xpcon-marena)</w:t>
+      </w:r>
+    </w:p>
+    <w:p>
+      <w:r>
+        <w:rPr>
+          <w:rFonts w:ascii="Arial" w:hAnsi="Arial"/>
+          <w:b/>
+          <w:color w:val="2C3E50"/>
+          <w:sz w:val="22"/>
+        </w:rPr>
+        <w:t>Complementares</w:t>
+      </w:r>
+    </w:p>
+    <w:p>
+      <w:r>
+        <w:rPr>
+          <w:rFonts w:ascii="Arial" w:hAnsi="Arial"/>
+          <w:b w:val="0"/>
+          <w:i w:val="0"/>
+          <w:sz w:val="18"/>
+        </w:rPr>
+        <w:t>• Marcenaria e Mobiliário (freq 1/5, fontes: xpcon-marena)</w:t>
+      </w:r>
+    </w:p>
+    <w:p>
+      <w:r>
+        <w:rPr>
+          <w:rFonts w:ascii="Arial" w:hAnsi="Arial"/>
+          <w:b w:val="0"/>
+          <w:i w:val="0"/>
+          <w:sz w:val="18"/>
+        </w:rPr>
+        <w:t>• Áreas e Acabamentos (freq 1/5, fontes: arv-ingleses-spot)</w:t>
+      </w:r>
+    </w:p>
+    <w:p>
+      <w:r>
+        <w:rPr>
+          <w:rFonts w:ascii="Arial" w:hAnsi="Arial"/>
+          <w:b w:val="0"/>
+          <w:i w:val="0"/>
+          <w:sz w:val="18"/>
+        </w:rPr>
+        <w:t>• Móveis Específicos (freq 1/5, fontes: arv-ingleses-spot)</w:t>
+      </w:r>
+    </w:p>
+    <w:p>
+      <w:r>
+        <w:rPr>
+          <w:rFonts w:ascii="Arial" w:hAnsi="Arial"/>
+          <w:b w:val="0"/>
+          <w:i w:val="0"/>
+          <w:sz w:val="18"/>
+        </w:rPr>
+        <w:t>• SERVIÇOS COMPLEMENTARES (freq 1/5, fontes: macom-adda)</w:t>
       </w:r>
     </w:p>
     <w:p>
@@ -3517,72 +3594,6 @@
           <w:sz w:val="18"/>
         </w:rPr>
         <w:t>• Imprevistos (freq 1/5, fontes: paludo-volo-home)</w:t>
-      </w:r>
-    </w:p>
-    <w:p>
-      <w:r>
-        <w:rPr>
-          <w:rFonts w:ascii="Arial" w:hAnsi="Arial"/>
-          <w:b/>
-          <w:color w:val="2C3E50"/>
-          <w:sz w:val="22"/>
-        </w:rPr>
-        <w:t>Complementares</w:t>
-      </w:r>
-    </w:p>
-    <w:p>
-      <w:r>
-        <w:rPr>
-          <w:rFonts w:ascii="Arial" w:hAnsi="Arial"/>
-          <w:b w:val="0"/>
-          <w:i w:val="0"/>
-          <w:sz w:val="18"/>
-        </w:rPr>
-        <w:t>• Áreas e Acabamentos (freq 1/5, fontes: arv-ingleses-spot)</w:t>
-      </w:r>
-    </w:p>
-    <w:p>
-      <w:r>
-        <w:rPr>
-          <w:rFonts w:ascii="Arial" w:hAnsi="Arial"/>
-          <w:b w:val="0"/>
-          <w:i w:val="0"/>
-          <w:sz w:val="18"/>
-        </w:rPr>
-        <w:t>• Móveis Específicos (freq 1/5, fontes: arv-ingleses-spot)</w:t>
-      </w:r>
-    </w:p>
-    <w:p>
-      <w:r>
-        <w:rPr>
-          <w:rFonts w:ascii="Arial" w:hAnsi="Arial"/>
-          <w:b w:val="0"/>
-          <w:i w:val="0"/>
-          <w:sz w:val="18"/>
-        </w:rPr>
-        <w:t>• SERVIÇOS COMPLEMENTARES (freq 1/5, fontes: macom-adda)</w:t>
-      </w:r>
-    </w:p>
-    <w:p>
-      <w:r>
-        <w:rPr>
-          <w:rFonts w:ascii="Arial" w:hAnsi="Arial"/>
-          <w:b/>
-          <w:color w:val="2C3E50"/>
-          <w:sz w:val="22"/>
-        </w:rPr>
-        <w:t>Instalações</w:t>
-      </w:r>
-    </w:p>
-    <w:p>
-      <w:r>
-        <w:rPr>
-          <w:rFonts w:ascii="Arial" w:hAnsi="Arial"/>
-          <w:b w:val="0"/>
-          <w:i w:val="0"/>
-          <w:sz w:val="18"/>
-        </w:rPr>
-        <w:t>• INSTALAÇÕES ELÉTRICAS, HIDRÁULICAS, GLP E PREVENTIVAS (freq 2/5, fontes: libra-concept-libra-conecpt, macom-adda)</w:t>
       </w:r>
     </w:p>
     <w:p>
@@ -3810,7 +3821,7 @@
           <w:i/>
           <w:sz w:val="16"/>
         </w:rPr>
-        <w:t>Memorial gerado automaticamente por gerar_memorial_pacote.py em 13/04/2026 17:11</w:t>
+        <w:t>Memorial gerado automaticamente por gerar_memorial_pacote.py em 13/04/2026 22:57</w:t>
       </w:r>
     </w:p>
     <w:sectPr>
